--- a/klagomål/A 45776-2023 FSC-klagomål.docx
+++ b/klagomål/A 45776-2023 FSC-klagomål.docx
@@ -2234,7 +2234,7 @@
     <w:r>
       <w:tab/>
       <w:tab/>
-      <w:t>2026-09-14</w:t>
+      <w:t>2026-09-15</w:t>
       <w:br/>
       <w:br/>
     </w:r>

--- a/klagomål/A 45776-2023 FSC-klagomål.docx
+++ b/klagomål/A 45776-2023 FSC-klagomål.docx
@@ -2234,7 +2234,7 @@
     <w:r>
       <w:tab/>
       <w:tab/>
-      <w:t>2026-09-15</w:t>
+      <w:t>2026-09-16</w:t>
       <w:br/>
       <w:br/>
     </w:r>

--- a/klagomål/A 45776-2023 FSC-klagomål.docx
+++ b/klagomål/A 45776-2023 FSC-klagomål.docx
@@ -2234,7 +2234,7 @@
     <w:r>
       <w:tab/>
       <w:tab/>
-      <w:t>2026-09-16</w:t>
+      <w:t>2026-09-17</w:t>
       <w:br/>
       <w:br/>
     </w:r>

--- a/klagomål/A 45776-2023 FSC-klagomål.docx
+++ b/klagomål/A 45776-2023 FSC-klagomål.docx
@@ -2234,7 +2234,7 @@
     <w:r>
       <w:tab/>
       <w:tab/>
-      <w:t>2026-09-17</w:t>
+      <w:t>2026-09-18</w:t>
       <w:br/>
       <w:br/>
     </w:r>

--- a/klagomål/A 45776-2023 FSC-klagomål.docx
+++ b/klagomål/A 45776-2023 FSC-klagomål.docx
@@ -2234,7 +2234,7 @@
     <w:r>
       <w:tab/>
       <w:tab/>
-      <w:t>2026-09-18</w:t>
+      <w:t>2026-09-19</w:t>
       <w:br/>
       <w:br/>
     </w:r>

--- a/klagomål/A 45776-2023 FSC-klagomål.docx
+++ b/klagomål/A 45776-2023 FSC-klagomål.docx
@@ -2234,7 +2234,7 @@
     <w:r>
       <w:tab/>
       <w:tab/>
-      <w:t>2026-09-19</w:t>
+      <w:t>2026-09-21</w:t>
       <w:br/>
       <w:br/>
     </w:r>

--- a/klagomål/A 45776-2023 FSC-klagomål.docx
+++ b/klagomål/A 45776-2023 FSC-klagomål.docx
@@ -2234,7 +2234,7 @@
     <w:r>
       <w:tab/>
       <w:tab/>
-      <w:t>2026-09-21</w:t>
+      <w:t>2026-09-23</w:t>
       <w:br/>
       <w:br/>
     </w:r>

--- a/klagomål/A 45776-2023 FSC-klagomål.docx
+++ b/klagomål/A 45776-2023 FSC-klagomål.docx
@@ -2234,7 +2234,7 @@
     <w:r>
       <w:tab/>
       <w:tab/>
-      <w:t>2026-09-23</w:t>
+      <w:t>2026-09-24</w:t>
       <w:br/>
       <w:br/>
     </w:r>

--- a/klagomål/A 45776-2023 FSC-klagomål.docx
+++ b/klagomål/A 45776-2023 FSC-klagomål.docx
@@ -2234,7 +2234,7 @@
     <w:r>
       <w:tab/>
       <w:tab/>
-      <w:t>2026-09-24</w:t>
+      <w:t>2026-09-25</w:t>
       <w:br/>
       <w:br/>
     </w:r>

--- a/klagomål/A 45776-2023 FSC-klagomål.docx
+++ b/klagomål/A 45776-2023 FSC-klagomål.docx
@@ -178,7 +178,7 @@
       <w:r>
         <w:drawing>
           <wp:inline xmlns:a="http://schemas.openxmlformats.org/drawingml/2006/main" xmlns:pic="http://schemas.openxmlformats.org/drawingml/2006/picture">
-            <wp:extent cx="5125182" cy="5724000"/>
+            <wp:extent cx="5117309" cy="5724000"/>
             <wp:docPr id="1" name="Picture 1"/>
             <wp:cNvGraphicFramePr>
               <a:graphicFrameLocks noChangeAspect="1"/>
@@ -199,7 +199,7 @@
                   <pic:spPr>
                     <a:xfrm>
                       <a:off x="0" y="0"/>
-                      <a:ext cx="5125182" cy="5724000"/>
+                      <a:ext cx="5117309" cy="5724000"/>
                     </a:xfrm>
                     <a:prstGeom prst="rect"/>
                   </pic:spPr>
@@ -221,7 +221,7 @@
     </w:p>
     <w:p>
       <w:r>
-        <w:t>I och inom 25 meter från avverkningsanmälan finns fynd av 31 naturvårdsarter, varav 25 är rödlistade, 3 är fridlysta, 17 är typiska (T) och 6 är signalarter (S): sammetstaggsvamp (EN), garnlav (VU, T), knärot (VU, T, §8), rotfingersvamp (VU), skrovlig taggsvamp (VU), ulltickeporing (VU), dropptaggsvamp (NT, T), mjölsvärting (NT), motaggsvamp (NT, T), mörk kolflarnlav (NT), nordtagging (NT), orange taggsvamp (NT, T), rosenticka (NT, T), rynkskinn (NT, T), skarp dropptaggsvamp (NT), svartvit taggsvamp (NT), tallfingersvamp (NT), talltagel (NT, T), tallticka (NT, T), talltita (NT, §4), tretåig hackspett (NT, T, §4), ullticka (NT, T), vaxspindling (NT), vedskivlav (NT, T), violettgrå tagellav (NT, T), bronshjon (S, T), gullgröppa (S), mindre märgborre (S, T), rävticka (S, T), tibast (S, T) och vågbandad barkbock (S). Se Figur 1.</w:t>
+        <w:t>I och inom 25 meter från avverkningsanmälan finns fynd av 32 naturvårdsarter, varav 26 är rödlistade, 3 är fridlysta, 17 är typiska (T) och 6 är signalarter (S): sammetstaggsvamp (EN), garnlav (VU, T), knärot (VU, T, §8), rotfingersvamp (VU), skrovlig taggsvamp (VU), ulltickeporing (VU), dropptaggsvamp (NT, T), mjölsvärting (NT), motaggsvamp (NT, T), mörk kolflarnlav (NT), nordtagging (NT), orange taggsvamp (NT, T), rosenticka (NT, T), rynkskinn (NT, T), skarp dropptaggsvamp (NT), svartvit taggsvamp (NT), tallfingersvamp (NT), talltagel (NT, T), tallticka (NT, T), talltita (NT, §4), tretåig hackspett (NT, T, §4), ullticka (NT, T), vaddporing (NT), vaxspindling (NT), vedskivlav (NT, T), violettgrå tagellav (NT, T), bronshjon (S, T), gullgröppa (S), mindre märgborre (S, T), rävticka (S, T), tibast (S, T) och vågbandad barkbock (S). Se Figur 1.</w:t>
       </w:r>
     </w:p>
     <w:p>
@@ -776,6 +776,17 @@
         <w:rPr>
           <w:b/>
         </w:rPr>
+        <w:t xml:space="preserve">Vaddporing (NT) </w:t>
+      </w:r>
+      <w:r>
+        <w:t>är en brunrötande vednedbrytare som hittas på undersidan av liggande murken tallved i olika former. Substratet utgörs framför allt av den typ av hård, kådimpregnerad och ofta kolad tallved som skapas i brandpräglad skog. Vedtypen nybildas i mycket liten omfattning och det är sannolikt att arten upplever en utdöendeskuld. För att garantera artens fortlevnad bör man både säkra att artens växtplatser hålls intakta samt att långsiktigt säkerställa att ny ved tillkommer, allra helst i omedelbar anslutning till artens växtplatser. Skoglig gallring och annat uttag av virke innebär ett hot mot arten (SLU Artdatabanken, 2024).</w:t>
+      </w:r>
+    </w:p>
+    <w:p>
+      <w:r>
+        <w:rPr>
+          <w:b/>
+        </w:rPr>
         <w:t>Vaxspindling (NT)</w:t>
       </w:r>
       <w:r>
@@ -1036,7 +1047,7 @@
         <w:rPr>
           <w:i/>
         </w:rPr>
-        <w:t>I det avverkningsanmälda skogsområdet har 31 rödlistade arter och signalarter påträffats. Detta ska jämföras med Skogsstyrelsens uppföljning 2017 av nyckelbiotoper som visade att man i genomsnitt hittar 20,6 olika rödlistade arter och signalarter i en nyckelbiotop (Wijk, S. 2017. Biologisk mångfald i nyckelbiotoper – Resultat från inventeringen “Uppföljning biologisk mångfald” 2009–2015. Rapport 4/2017 Skogsstyrelsen, Jönköping).</w:t>
+        <w:t>I det avverkningsanmälda skogsområdet har 32 rödlistade arter och signalarter påträffats. Detta ska jämföras med Skogsstyrelsens uppföljning 2017 av nyckelbiotoper som visade att man i genomsnitt hittar 20,6 olika rödlistade arter och signalarter i en nyckelbiotop (Wijk, S. 2017. Biologisk mångfald i nyckelbiotoper – Resultat från inventeringen “Uppföljning biologisk mångfald” 2009–2015. Rapport 4/2017 Skogsstyrelsen, Jönköping).</w:t>
       </w:r>
     </w:p>
     <w:p>
@@ -1065,7 +1076,7 @@
         <w:rPr>
           <w:i/>
         </w:rPr>
-        <w:t>I det avverkningsanmälda skogsområdet har 31 naturvårdsarter varav 25 rödlistade arter sina livsmiljöer och växtplatser.</w:t>
+        <w:t>I det avverkningsanmälda skogsområdet har 32 naturvårdsarter varav 26 rödlistade arter sina livsmiljöer och växtplatser.</w:t>
       </w:r>
     </w:p>
     <w:p>
@@ -2234,7 +2245,7 @@
     <w:r>
       <w:tab/>
       <w:tab/>
-      <w:t>2026-09-25</w:t>
+      <w:t>2026-09-26</w:t>
       <w:br/>
       <w:br/>
     </w:r>

--- a/klagomål/A 45776-2023 FSC-klagomål.docx
+++ b/klagomål/A 45776-2023 FSC-klagomål.docx
@@ -2245,7 +2245,7 @@
     <w:r>
       <w:tab/>
       <w:tab/>
-      <w:t>2026-09-26</w:t>
+      <w:t>2026-09-27</w:t>
       <w:br/>
       <w:br/>
     </w:r>

--- a/klagomål/A 45776-2023 FSC-klagomål.docx
+++ b/klagomål/A 45776-2023 FSC-klagomål.docx
@@ -2245,7 +2245,7 @@
     <w:r>
       <w:tab/>
       <w:tab/>
-      <w:t>2026-09-27</w:t>
+      <w:t>2026-09-28</w:t>
       <w:br/>
       <w:br/>
     </w:r>

--- a/klagomål/A 45776-2023 FSC-klagomål.docx
+++ b/klagomål/A 45776-2023 FSC-klagomål.docx
@@ -2245,7 +2245,7 @@
     <w:r>
       <w:tab/>
       <w:tab/>
-      <w:t>2026-09-28</w:t>
+      <w:t>2026-09-29</w:t>
       <w:br/>
       <w:br/>
     </w:r>

--- a/klagomål/A 45776-2023 FSC-klagomål.docx
+++ b/klagomål/A 45776-2023 FSC-klagomål.docx
@@ -2245,7 +2245,7 @@
     <w:r>
       <w:tab/>
       <w:tab/>
-      <w:t>2026-09-29</w:t>
+      <w:t>2026-09-30</w:t>
       <w:br/>
       <w:br/>
     </w:r>

--- a/klagomål/A 45776-2023 FSC-klagomål.docx
+++ b/klagomål/A 45776-2023 FSC-klagomål.docx
@@ -2245,7 +2245,7 @@
     <w:r>
       <w:tab/>
       <w:tab/>
-      <w:t>2026-09-30</w:t>
+      <w:t>2026-10-01</w:t>
       <w:br/>
       <w:br/>
     </w:r>

--- a/klagomål/A 45776-2023 FSC-klagomål.docx
+++ b/klagomål/A 45776-2023 FSC-klagomål.docx
@@ -2245,7 +2245,7 @@
     <w:r>
       <w:tab/>
       <w:tab/>
-      <w:t>2026-10-01</w:t>
+      <w:t>2026-10-02</w:t>
       <w:br/>
       <w:br/>
     </w:r>

--- a/klagomål/A 45776-2023 FSC-klagomål.docx
+++ b/klagomål/A 45776-2023 FSC-klagomål.docx
@@ -2245,7 +2245,7 @@
     <w:r>
       <w:tab/>
       <w:tab/>
-      <w:t>2026-10-02</w:t>
+      <w:t>2026-10-03</w:t>
       <w:br/>
       <w:br/>
     </w:r>

--- a/klagomål/A 45776-2023 FSC-klagomål.docx
+++ b/klagomål/A 45776-2023 FSC-klagomål.docx
@@ -2245,7 +2245,7 @@
     <w:r>
       <w:tab/>
       <w:tab/>
-      <w:t>2026-10-03</w:t>
+      <w:t>2026-10-04</w:t>
       <w:br/>
       <w:br/>
     </w:r>

--- a/klagomål/A 45776-2023 FSC-klagomål.docx
+++ b/klagomål/A 45776-2023 FSC-klagomål.docx
@@ -2245,7 +2245,7 @@
     <w:r>
       <w:tab/>
       <w:tab/>
-      <w:t>2026-10-04</w:t>
+      <w:t>2026-10-05</w:t>
       <w:br/>
       <w:br/>
     </w:r>

--- a/klagomål/A 45776-2023 FSC-klagomål.docx
+++ b/klagomål/A 45776-2023 FSC-klagomål.docx
@@ -2245,7 +2245,7 @@
     <w:r>
       <w:tab/>
       <w:tab/>
-      <w:t>2026-10-05</w:t>
+      <w:t>2026-10-06</w:t>
       <w:br/>
       <w:br/>
     </w:r>

--- a/klagomål/A 45776-2023 FSC-klagomål.docx
+++ b/klagomål/A 45776-2023 FSC-klagomål.docx
@@ -2245,7 +2245,7 @@
     <w:r>
       <w:tab/>
       <w:tab/>
-      <w:t>2026-10-06</w:t>
+      <w:t>2026-10-07</w:t>
       <w:br/>
       <w:br/>
     </w:r>

--- a/klagomål/A 45776-2023 FSC-klagomål.docx
+++ b/klagomål/A 45776-2023 FSC-klagomål.docx
@@ -2245,7 +2245,7 @@
     <w:r>
       <w:tab/>
       <w:tab/>
-      <w:t>2026-10-07</w:t>
+      <w:t>2026-10-08</w:t>
       <w:br/>
       <w:br/>
     </w:r>

--- a/klagomål/A 45776-2023 FSC-klagomål.docx
+++ b/klagomål/A 45776-2023 FSC-klagomål.docx
@@ -2245,7 +2245,7 @@
     <w:r>
       <w:tab/>
       <w:tab/>
-      <w:t>2026-10-08</w:t>
+      <w:t>2026-10-09</w:t>
       <w:br/>
       <w:br/>
     </w:r>

--- a/klagomål/A 45776-2023 FSC-klagomål.docx
+++ b/klagomål/A 45776-2023 FSC-klagomål.docx
@@ -2245,7 +2245,7 @@
     <w:r>
       <w:tab/>
       <w:tab/>
-      <w:t>2026-10-09</w:t>
+      <w:t>2026-10-10</w:t>
       <w:br/>
       <w:br/>
     </w:r>

--- a/klagomål/A 45776-2023 FSC-klagomål.docx
+++ b/klagomål/A 45776-2023 FSC-klagomål.docx
@@ -2245,7 +2245,7 @@
     <w:r>
       <w:tab/>
       <w:tab/>
-      <w:t>2026-10-10</w:t>
+      <w:t>2026-10-11</w:t>
       <w:br/>
       <w:br/>
     </w:r>

--- a/klagomål/A 45776-2023 FSC-klagomål.docx
+++ b/klagomål/A 45776-2023 FSC-klagomål.docx
@@ -2245,7 +2245,7 @@
     <w:r>
       <w:tab/>
       <w:tab/>
-      <w:t>2026-10-11</w:t>
+      <w:t>2026-10-12</w:t>
       <w:br/>
       <w:br/>
     </w:r>

--- a/klagomål/A 45776-2023 FSC-klagomål.docx
+++ b/klagomål/A 45776-2023 FSC-klagomål.docx
@@ -2245,7 +2245,7 @@
     <w:r>
       <w:tab/>
       <w:tab/>
-      <w:t>2026-10-12</w:t>
+      <w:t>2026-10-13</w:t>
       <w:br/>
       <w:br/>
     </w:r>

--- a/klagomål/A 45776-2023 FSC-klagomål.docx
+++ b/klagomål/A 45776-2023 FSC-klagomål.docx
@@ -2245,7 +2245,7 @@
     <w:r>
       <w:tab/>
       <w:tab/>
-      <w:t>2026-10-13</w:t>
+      <w:t>2026-10-14</w:t>
       <w:br/>
       <w:br/>
     </w:r>

--- a/klagomål/A 45776-2023 FSC-klagomål.docx
+++ b/klagomål/A 45776-2023 FSC-klagomål.docx
@@ -2245,7 +2245,7 @@
     <w:r>
       <w:tab/>
       <w:tab/>
-      <w:t>2026-10-14</w:t>
+      <w:t>2026-10-15</w:t>
       <w:br/>
       <w:br/>
     </w:r>

--- a/klagomål/A 45776-2023 FSC-klagomål.docx
+++ b/klagomål/A 45776-2023 FSC-klagomål.docx
@@ -2245,7 +2245,7 @@
     <w:r>
       <w:tab/>
       <w:tab/>
-      <w:t>2026-10-15</w:t>
+      <w:t>2026-10-16</w:t>
       <w:br/>
       <w:br/>
     </w:r>

--- a/klagomål/A 45776-2023 FSC-klagomål.docx
+++ b/klagomål/A 45776-2023 FSC-klagomål.docx
@@ -2245,7 +2245,7 @@
     <w:r>
       <w:tab/>
       <w:tab/>
-      <w:t>2026-10-16</w:t>
+      <w:t>2026-10-17</w:t>
       <w:br/>
       <w:br/>
     </w:r>

--- a/klagomål/A 45776-2023 FSC-klagomål.docx
+++ b/klagomål/A 45776-2023 FSC-klagomål.docx
@@ -178,7 +178,7 @@
       <w:r>
         <w:drawing>
           <wp:inline xmlns:a="http://schemas.openxmlformats.org/drawingml/2006/main" xmlns:pic="http://schemas.openxmlformats.org/drawingml/2006/picture">
-            <wp:extent cx="5117309" cy="5724000"/>
+            <wp:extent cx="5027721" cy="5724000"/>
             <wp:docPr id="1" name="Picture 1"/>
             <wp:cNvGraphicFramePr>
               <a:graphicFrameLocks noChangeAspect="1"/>
@@ -199,7 +199,7 @@
                   <pic:spPr>
                     <a:xfrm>
                       <a:off x="0" y="0"/>
-                      <a:ext cx="5117309" cy="5724000"/>
+                      <a:ext cx="5027721" cy="5724000"/>
                     </a:xfrm>
                     <a:prstGeom prst="rect"/>
                   </pic:spPr>
@@ -221,7 +221,7 @@
     </w:p>
     <w:p>
       <w:r>
-        <w:t>I och inom 25 meter från avverkningsanmälan finns fynd av 32 naturvårdsarter, varav 26 är rödlistade, 3 är fridlysta, 17 är typiska (T) och 6 är signalarter (S): sammetstaggsvamp (EN), garnlav (VU, T), knärot (VU, T, §8), rotfingersvamp (VU), skrovlig taggsvamp (VU), ulltickeporing (VU), dropptaggsvamp (NT, T), mjölsvärting (NT), motaggsvamp (NT, T), mörk kolflarnlav (NT), nordtagging (NT), orange taggsvamp (NT, T), rosenticka (NT, T), rynkskinn (NT, T), skarp dropptaggsvamp (NT), svartvit taggsvamp (NT), tallfingersvamp (NT), talltagel (NT, T), tallticka (NT, T), talltita (NT, §4), tretåig hackspett (NT, T, §4), ullticka (NT, T), vaddporing (NT), vaxspindling (NT), vedskivlav (NT, T), violettgrå tagellav (NT, T), bronshjon (S, T), gullgröppa (S), mindre märgborre (S, T), rävticka (S, T), tibast (S, T) och vågbandad barkbock (S). Se Figur 1.</w:t>
+        <w:t>I och inom 25 meter från avverkningsanmälan finns fynd av 34 naturvårdsarter, varav 26 är rödlistade, 3 är fridlysta, 18 är typiska (T) och 7 är signalarter (S): sammetstaggsvamp (EN), garnlav (VU, T), knärot (VU, T, §8), rotfingersvamp (VU), skrovlig taggsvamp (VU), ulltickeporing (VU), dropptaggsvamp (NT, T), mjölsvärting (NT), motaggsvamp (NT, T), mörk kolflarnlav (NT), nordtagging (NT), orange taggsvamp (NT, T), rosenticka (NT, T), rynkskinn (NT, T), skarp dropptaggsvamp (NT), svartvit taggsvamp (NT), tallfingersvamp (NT), talltagel (NT, T), tallticka (NT, T), talltita (NT, §4), tretåig hackspett (NT, T, §4), ullticka (NT, T), vaddporing (NT), vaxspindling (NT), vedskivlav (NT, T), violettgrå tagellav (NT, T), björksplintborre (S), bronshjon (S, T), gullgröppa (S), mindre märgborre (S, T), rävticka (S, T), tibast (S, T), vågbandad barkbock (S) och kärrfibbla (T). Se Figur 1.</w:t>
       </w:r>
     </w:p>
     <w:p>
@@ -838,6 +838,17 @@
         <w:rPr>
           <w:b/>
         </w:rPr>
+        <w:t xml:space="preserve">Björksplintborre </w:t>
+      </w:r>
+      <w:r>
+        <w:t>är en skalbagge vars larvutveckling sker i bark på nyligen döda björkar, både stående träd och vindfällen. En prydlig rad med runda ventilationshål i barken ovanför modergången är synnerligen karaktäristiskt. Arten är knuten till lövrika blandskogar med en hög andel gamla träd, och starkt gynnad av naturliga störningar som torka, översvämningar, brand och stormfällningar. Talrika gnagspår kan tyda på biotoper med höga naturvärden, exempelvis för ovanliga hackspettar och andra, mer sällsynta vedinsekter. Larverna är omtyckt hackspettsföda (SLU Artdatabanken, 2025).</w:t>
+      </w:r>
+    </w:p>
+    <w:p>
+      <w:r>
+        <w:rPr>
+          <w:b/>
+        </w:rPr>
         <w:t>Bronshjon</w:t>
       </w:r>
       <w:r>
@@ -931,6 +942,35 @@
       </w:r>
       <w:r>
         <w:t>är en långhorning vars larvutveckling sker under bark på nyligen döda stående barrträd, främst gran, mer undantagsvis på tall. Främst i stående träd, särskilt gamla, långsamvuxna granar med grov bark, även i grövre grenar, stubbar eller vindfällen. Arten är starkt knuten till naturskogsliknande granskogar, och gynnas av extrema torrsomrar som försvagar träden. Arten påverkas negativt av brist på kontinuitetsskog och en minskning av populationen pågår eller förväntas ske (SLU Artdatabanken, 2025).</w:t>
+      </w:r>
+    </w:p>
+    <w:p>
+      <w:r>
+        <w:rPr>
+          <w:b/>
+        </w:rPr>
+        <w:t>Kärrfibbla</w:t>
+      </w:r>
+      <w:r>
+        <w:t xml:space="preserve"> är typisk art för </w:t>
+      </w:r>
+      <w:r>
+        <w:rPr>
+          <w:i/>
+        </w:rPr>
+        <w:t xml:space="preserve">9050 Näringsrik granskog, 9080 Lövsumpskog </w:t>
+      </w:r>
+      <w:r>
+        <w:t>och</w:t>
+      </w:r>
+      <w:r>
+        <w:rPr>
+          <w:i/>
+        </w:rPr>
+        <w:t xml:space="preserve"> 9040 Fjällbjörkskog </w:t>
+      </w:r>
+      <w:r>
+        <w:t>(SLU Artdatabanken, 2025).</w:t>
       </w:r>
     </w:p>
     <w:p>
@@ -1047,7 +1087,7 @@
         <w:rPr>
           <w:i/>
         </w:rPr>
-        <w:t>I det avverkningsanmälda skogsområdet har 32 rödlistade arter och signalarter påträffats. Detta ska jämföras med Skogsstyrelsens uppföljning 2017 av nyckelbiotoper som visade att man i genomsnitt hittar 20,6 olika rödlistade arter och signalarter i en nyckelbiotop (Wijk, S. 2017. Biologisk mångfald i nyckelbiotoper – Resultat från inventeringen “Uppföljning biologisk mångfald” 2009–2015. Rapport 4/2017 Skogsstyrelsen, Jönköping).</w:t>
+        <w:t>I det avverkningsanmälda skogsområdet har 33 rödlistade arter och signalarter påträffats. Detta ska jämföras med Skogsstyrelsens uppföljning 2017 av nyckelbiotoper som visade att man i genomsnitt hittar 20,6 olika rödlistade arter och signalarter i en nyckelbiotop (Wijk, S. 2017. Biologisk mångfald i nyckelbiotoper – Resultat från inventeringen “Uppföljning biologisk mångfald” 2009–2015. Rapport 4/2017 Skogsstyrelsen, Jönköping).</w:t>
       </w:r>
     </w:p>
     <w:p>
@@ -1076,7 +1116,7 @@
         <w:rPr>
           <w:i/>
         </w:rPr>
-        <w:t>I det avverkningsanmälda skogsområdet har 32 naturvårdsarter varav 26 rödlistade arter sina livsmiljöer och växtplatser.</w:t>
+        <w:t>I det avverkningsanmälda skogsområdet har 34 naturvårdsarter varav 26 rödlistade arter sina livsmiljöer och växtplatser.</w:t>
       </w:r>
     </w:p>
     <w:p>
@@ -2245,7 +2285,7 @@
     <w:r>
       <w:tab/>
       <w:tab/>
-      <w:t>2026-10-17</w:t>
+      <w:t>2026-10-18</w:t>
       <w:br/>
       <w:br/>
     </w:r>

--- a/klagomål/A 45776-2023 FSC-klagomål.docx
+++ b/klagomål/A 45776-2023 FSC-klagomål.docx
@@ -2285,7 +2285,7 @@
     <w:r>
       <w:tab/>
       <w:tab/>
-      <w:t>2026-10-18</w:t>
+      <w:t>2026-10-19</w:t>
       <w:br/>
       <w:br/>
     </w:r>

--- a/klagomål/A 45776-2023 FSC-klagomål.docx
+++ b/klagomål/A 45776-2023 FSC-klagomål.docx
@@ -2285,7 +2285,7 @@
     <w:r>
       <w:tab/>
       <w:tab/>
-      <w:t>2026-10-19</w:t>
+      <w:t>2026-10-20</w:t>
       <w:br/>
       <w:br/>
     </w:r>

--- a/klagomål/A 45776-2023 FSC-klagomål.docx
+++ b/klagomål/A 45776-2023 FSC-klagomål.docx
@@ -2285,7 +2285,7 @@
     <w:r>
       <w:tab/>
       <w:tab/>
-      <w:t>2026-10-20</w:t>
+      <w:t>2026-10-21</w:t>
       <w:br/>
       <w:br/>
     </w:r>

--- a/klagomål/A 45776-2023 FSC-klagomål.docx
+++ b/klagomål/A 45776-2023 FSC-klagomål.docx
@@ -2285,7 +2285,7 @@
     <w:r>
       <w:tab/>
       <w:tab/>
-      <w:t>2026-10-21</w:t>
+      <w:t>2026-10-22</w:t>
       <w:br/>
       <w:br/>
     </w:r>

--- a/klagomål/A 45776-2023 FSC-klagomål.docx
+++ b/klagomål/A 45776-2023 FSC-klagomål.docx
@@ -2285,7 +2285,7 @@
     <w:r>
       <w:tab/>
       <w:tab/>
-      <w:t>2026-10-22</w:t>
+      <w:t>2026-10-23</w:t>
       <w:br/>
       <w:br/>
     </w:r>

--- a/klagomål/A 45776-2023 FSC-klagomål.docx
+++ b/klagomål/A 45776-2023 FSC-klagomål.docx
@@ -2285,7 +2285,7 @@
     <w:r>
       <w:tab/>
       <w:tab/>
-      <w:t>2026-10-23</w:t>
+      <w:t>2026-10-24</w:t>
       <w:br/>
       <w:br/>
     </w:r>

--- a/klagomål/A 45776-2023 FSC-klagomål.docx
+++ b/klagomål/A 45776-2023 FSC-klagomål.docx
@@ -2285,7 +2285,7 @@
     <w:r>
       <w:tab/>
       <w:tab/>
-      <w:t>2026-10-24</w:t>
+      <w:t>2026-10-25</w:t>
       <w:br/>
       <w:br/>
     </w:r>

--- a/klagomål/A 45776-2023 FSC-klagomål.docx
+++ b/klagomål/A 45776-2023 FSC-klagomål.docx
@@ -2285,7 +2285,7 @@
     <w:r>
       <w:tab/>
       <w:tab/>
-      <w:t>2026-10-25</w:t>
+      <w:t>2026-10-26</w:t>
       <w:br/>
       <w:br/>
     </w:r>

--- a/klagomål/A 45776-2023 FSC-klagomål.docx
+++ b/klagomål/A 45776-2023 FSC-klagomål.docx
@@ -2285,7 +2285,7 @@
     <w:r>
       <w:tab/>
       <w:tab/>
-      <w:t>2026-10-26</w:t>
+      <w:t>2026-10-27</w:t>
       <w:br/>
       <w:br/>
     </w:r>

--- a/klagomål/A 45776-2023 FSC-klagomål.docx
+++ b/klagomål/A 45776-2023 FSC-klagomål.docx
@@ -2285,7 +2285,7 @@
     <w:r>
       <w:tab/>
       <w:tab/>
-      <w:t>2026-10-27</w:t>
+      <w:t>2026-10-28</w:t>
       <w:br/>
       <w:br/>
     </w:r>

--- a/klagomål/A 45776-2023 FSC-klagomål.docx
+++ b/klagomål/A 45776-2023 FSC-klagomål.docx
@@ -2285,7 +2285,7 @@
     <w:r>
       <w:tab/>
       <w:tab/>
-      <w:t>2026-10-28</w:t>
+      <w:t>2026-10-29</w:t>
       <w:br/>
       <w:br/>
     </w:r>

--- a/klagomål/A 45776-2023 FSC-klagomål.docx
+++ b/klagomål/A 45776-2023 FSC-klagomål.docx
@@ -2285,7 +2285,7 @@
     <w:r>
       <w:tab/>
       <w:tab/>
-      <w:t>2026-10-29</w:t>
+      <w:t>2026-10-31</w:t>
       <w:br/>
       <w:br/>
     </w:r>
